--- a/backend/assets/contract-templates/acceptance-operations.docx
+++ b/backend/assets/contract-templates/acceptance-operations.docx
@@ -4,7 +4,6 @@
   <w:body>
     <w:p>
       <w:pPr>
-        <w:spacing w:after="120"/>
         <w:jc w:val="center"/>
       </w:pPr>
       <w:r>
@@ -17,386 +16,333 @@
     </w:p>
     <w:p>
       <w:pPr>
-        <w:spacing w:after="120"/>
-        <w:jc w:val="center"/>
-      </w:pPr>
-      <w:r>
-        <w:rPr>
-          <w:i/>
-          <w:iCs/>
-        </w:rPr>
-        <w:t xml:space="preserve">Độc lập – Tự do – Hạnh phúc</w:t>
-      </w:r>
-    </w:p>
-    <w:p>
-      <w:pPr>
-        <w:spacing w:after="120"/>
-      </w:pPr>
-      <w:r>
-        <w:t xml:space="preserve"/>
-      </w:r>
-    </w:p>
-    <w:p>
-      <w:pPr>
-        <w:spacing w:after="120"/>
         <w:jc w:val="center"/>
       </w:pPr>
       <w:r>
         <w:rPr>
           <w:b/>
           <w:bCs/>
-          <w:sz w:val="32"/>
-          <w:szCs w:val="32"/>
-        </w:rPr>
-        <w:t xml:space="preserve">BIÊN BẢN NGHIỆM THU &amp; THANH LÝ HỢP ĐỒNG (VẬN HÀNH)</w:t>
-      </w:r>
-    </w:p>
-    <w:p>
-      <w:pPr>
-        <w:spacing w:after="120"/>
+        </w:rPr>
+        <w:t xml:space="preserve">Độc lập – Tự do – Hạnh phúc</w:t>
+      </w:r>
+    </w:p>
+    <w:p/>
+    <w:p>
+      <w:pPr>
+        <w:pStyle w:val="Heading1"/>
         <w:jc w:val="center"/>
-      </w:pPr>
-      <w:r>
-        <w:t xml:space="preserve">Số: {contractNumber}</w:t>
-      </w:r>
-    </w:p>
-    <w:p>
-      <w:pPr>
-        <w:spacing w:after="120"/>
-      </w:pPr>
-      <w:r>
-        <w:t xml:space="preserve"/>
-      </w:r>
-    </w:p>
-    <w:p>
-      <w:pPr>
-        <w:spacing w:after="120"/>
-      </w:pPr>
-      <w:r>
-        <w:t xml:space="preserve">Hôm nay, ngày {signDay} tháng {signMonth} năm {signYear}, chúng tôi gồm:</w:t>
-      </w:r>
-    </w:p>
-    <w:p>
-      <w:pPr>
-        <w:spacing w:after="120"/>
-      </w:pPr>
-      <w:r>
-        <w:t xml:space="preserve"/>
-      </w:r>
-    </w:p>
-    <w:p>
-      <w:pPr>
-        <w:spacing w:after="120"/>
       </w:pPr>
       <w:r>
         <w:rPr>
           <w:b/>
           <w:bCs/>
         </w:rPr>
-        <w:t xml:space="preserve">BÊN A (Bên sử dụng dịch vụ): {client.entityName}</w:t>
-      </w:r>
-    </w:p>
-    <w:p>
-      <w:pPr>
-        <w:spacing w:after="120"/>
-      </w:pPr>
-      <w:r>
-        <w:t xml:space="preserve">Địa chỉ: {client.address}</w:t>
-      </w:r>
-    </w:p>
-    <w:p>
-      <w:pPr>
-        <w:spacing w:after="120"/>
-      </w:pPr>
-      <w:r>
-        <w:t xml:space="preserve">Mã số thuế: {client.taxId}</w:t>
-      </w:r>
-    </w:p>
-    <w:p>
-      <w:pPr>
-        <w:spacing w:after="120"/>
-      </w:pPr>
-      <w:r>
-        <w:t xml:space="preserve">Đại diện: {client.representative} — Chức vụ: {client.position}</w:t>
-      </w:r>
-    </w:p>
-    <w:p>
-      <w:pPr>
-        <w:spacing w:after="120"/>
-      </w:pPr>
-      <w:r>
-        <w:t xml:space="preserve">Điện thoại: {client.phone}</w:t>
-      </w:r>
-    </w:p>
-    <w:p>
-      <w:pPr>
-        <w:spacing w:after="120"/>
-      </w:pPr>
-      <w:r>
-        <w:t xml:space="preserve"/>
-      </w:r>
-    </w:p>
-    <w:p>
-      <w:pPr>
-        <w:spacing w:after="120"/>
+        <w:t xml:space="preserve">BIÊN BẢN NGHIỆM THU</w:t>
+      </w:r>
+    </w:p>
+    <w:p>
+      <w:pPr>
+        <w:jc w:val="center"/>
+      </w:pPr>
+      <w:r>
+        <w:t xml:space="preserve">Hợp đồng số: {contractNumber}</w:t>
+      </w:r>
+    </w:p>
+    <w:p/>
+    <w:p>
+      <w:pPr>
+        <w:jc w:val="left"/>
+      </w:pPr>
+      <w:r>
+        <w:t xml:space="preserve">Hôm nay, ngày {acceptanceReport.reportDate}, đại diện hai bên gồm:</w:t>
+      </w:r>
+    </w:p>
+    <w:p/>
+    <w:p>
+      <w:pPr>
+        <w:jc w:val="left"/>
+      </w:pPr>
+      <w:r>
+        <w:t xml:space="preserve">BÊN A: {provider.entityName}</w:t>
+      </w:r>
+    </w:p>
+    <w:p>
+      <w:pPr>
+        <w:jc w:val="left"/>
+      </w:pPr>
+      <w:r>
+        <w:t xml:space="preserve">BÊN B: {client.entityName}</w:t>
+      </w:r>
+    </w:p>
+    <w:p/>
+    <w:p>
+      <w:pPr>
+        <w:jc w:val="left"/>
+      </w:pPr>
+      <w:r>
+        <w:t xml:space="preserve">Cùng tiến hành nghiệm thu hạng mục dịch vụ theo Hợp đồng nêu trên, kết quả như sau:</w:t>
+      </w:r>
+    </w:p>
+    <w:p/>
+    <w:p>
+      <w:pPr>
+        <w:jc w:val="left"/>
       </w:pPr>
       <w:r>
         <w:rPr>
           <w:b/>
           <w:bCs/>
         </w:rPr>
-        <w:t xml:space="preserve">BÊN B (Bên cung cấp dịch vụ): {provider.entityName}</w:t>
-      </w:r>
-    </w:p>
-    <w:p>
-      <w:pPr>
-        <w:spacing w:after="120"/>
-      </w:pPr>
-      <w:r>
-        <w:t xml:space="preserve">Địa chỉ: {provider.address}</w:t>
-      </w:r>
-    </w:p>
-    <w:p>
-      <w:pPr>
-        <w:spacing w:after="120"/>
-      </w:pPr>
-      <w:r>
-        <w:t xml:space="preserve">Mã số thuế: {provider.taxId}</w:t>
-      </w:r>
-    </w:p>
-    <w:p>
-      <w:pPr>
-        <w:spacing w:after="120"/>
-      </w:pPr>
-      <w:r>
-        <w:t xml:space="preserve">Đại diện: {provider.representative} — Chức vụ: {provider.position}</w:t>
-      </w:r>
-    </w:p>
-    <w:p>
-      <w:pPr>
-        <w:spacing w:after="120"/>
-      </w:pPr>
-      <w:r>
-        <w:t xml:space="preserve">Tài khoản: {provider.bankAccount} tại {provider.bankName}</w:t>
-      </w:r>
-    </w:p>
-    <w:p>
-      <w:pPr>
-        <w:spacing w:after="120"/>
-      </w:pPr>
-      <w:r>
-        <w:t xml:space="preserve"/>
-      </w:r>
-    </w:p>
-    <w:p>
-      <w:pPr>
-        <w:spacing w:after="120"/>
-      </w:pPr>
-      <w:r>
-        <w:t xml:space="preserve">Hai bên thống nhất ký kết hợp đồng với các nội dung sau:</w:t>
-      </w:r>
-    </w:p>
-    <w:p>
-      <w:pPr>
-        <w:spacing w:after="120"/>
-      </w:pPr>
-      <w:r>
-        <w:t xml:space="preserve"/>
-      </w:r>
-    </w:p>
-    <w:p>
-      <w:pPr>
-        <w:pStyle w:val="Heading1"/>
-        <w:spacing w:after="120" w:before="240"/>
-      </w:pPr>
-      <w:r>
-        <w:t xml:space="preserve">Điều 1. Nội dung nghiệm thu</w:t>
-      </w:r>
-    </w:p>
-    <w:p>
-      <w:pPr>
-        <w:spacing w:after="120"/>
-      </w:pPr>
-      <w:r>
-        <w:t xml:space="preserve">Bên B đã thực hiện cung cấp dịch vụ phục vụ chương trình giải chạy {raceName} do Bên A tổ chức.</w:t>
-      </w:r>
-    </w:p>
-    <w:p>
-      <w:pPr>
-        <w:pStyle w:val="Heading1"/>
-        <w:spacing w:after="120" w:before="240"/>
-      </w:pPr>
-      <w:r>
-        <w:t xml:space="preserve">Điều 2. Giá trị nghiệm thu</w:t>
-      </w:r>
-    </w:p>
-    <w:p>
-      <w:pPr>
-        <w:spacing w:after="120"/>
-      </w:pPr>
-      <w:r>
-        <w:t xml:space="preserve">Giá trị hợp đồng đã ký: {contractTotalAmount} VND</w:t>
-      </w:r>
-    </w:p>
-    <w:p>
-      <w:pPr>
-        <w:spacing w:after="120"/>
-      </w:pPr>
-      <w:r>
-        <w:t xml:space="preserve">Giá trị nghiệm thu thực tế: {actualTotalWithVat} VND</w:t>
-      </w:r>
-    </w:p>
-    <w:p>
-      <w:pPr>
-        <w:spacing w:after="120"/>
-      </w:pPr>
-      <w:r>
-        <w:t xml:space="preserve">{#actualValues}</w:t>
-      </w:r>
-    </w:p>
-    <w:p>
-      <w:pPr>
-        <w:spacing w:after="120"/>
-      </w:pPr>
-      <w:r>
-        <w:t xml:space="preserve">{stt}. {description} — SL: {quantity} — Đơn giá: {unitPrice} — Thành tiền: {amount}</w:t>
-      </w:r>
-    </w:p>
-    <w:p>
-      <w:pPr>
-        <w:spacing w:after="120"/>
-      </w:pPr>
-      <w:r>
-        <w:t xml:space="preserve">{/actualValues}</w:t>
-      </w:r>
-    </w:p>
-    <w:p>
-      <w:pPr>
-        <w:spacing w:after="120"/>
-      </w:pPr>
-      <w:r>
-        <w:t xml:space="preserve">Tổng tiền: {actualSubtotal} VND</w:t>
-      </w:r>
-    </w:p>
-    <w:p>
-      <w:pPr>
-        <w:spacing w:after="120"/>
-      </w:pPr>
-      <w:r>
-        <w:t xml:space="preserve">VAT ({vatRate}%): {actualVatAmount} VND</w:t>
-      </w:r>
-    </w:p>
-    <w:p>
-      <w:pPr>
-        <w:spacing w:after="120"/>
-      </w:pPr>
-      <w:r>
-        <w:t xml:space="preserve">Tổng tiền sau VAT: {actualTotalWithVat} VND</w:t>
-      </w:r>
-    </w:p>
-    <w:p>
-      <w:pPr>
-        <w:spacing w:after="120"/>
-      </w:pPr>
-      <w:r>
-        <w:t xml:space="preserve">Tạm ứng đã trả: {advancePaid} VND</w:t>
-      </w:r>
-    </w:p>
-    <w:p>
-      <w:pPr>
-        <w:spacing w:after="120"/>
+        <w:t xml:space="preserve">I. HẠNG MỤC THỰC TẾ</w:t>
+      </w:r>
+    </w:p>
+    <w:tbl>
+      <w:tblPr>
+        <w:tblW w:type="pct" w:w="100%"/>
+        <w:tblBorders>
+          <w:top w:val="single" w:color="auto" w:sz="4"/>
+          <w:left w:val="single" w:color="auto" w:sz="4"/>
+          <w:bottom w:val="single" w:color="auto" w:sz="4"/>
+          <w:right w:val="single" w:color="auto" w:sz="4"/>
+          <w:insideH w:val="single" w:color="auto" w:sz="4"/>
+          <w:insideV w:val="single" w:color="auto" w:sz="4"/>
+        </w:tblBorders>
+      </w:tblPr>
+      <w:tblGrid>
+        <w:gridCol w:w="100"/>
+        <w:gridCol w:w="100"/>
+        <w:gridCol w:w="100"/>
+        <w:gridCol w:w="100"/>
+        <w:gridCol w:w="100"/>
+        <w:gridCol w:w="100"/>
+      </w:tblGrid>
+      <w:tr>
+        <w:tc>
+          <w:p>
+            <w:r>
+              <w:rPr>
+                <w:b/>
+                <w:bCs/>
+              </w:rPr>
+              <w:t xml:space="preserve">STT</w:t>
+            </w:r>
+          </w:p>
+        </w:tc>
+        <w:tc>
+          <w:p>
+            <w:r>
+              <w:rPr>
+                <w:b/>
+                <w:bCs/>
+              </w:rPr>
+              <w:t xml:space="preserve">Mô tả</w:t>
+            </w:r>
+          </w:p>
+        </w:tc>
+        <w:tc>
+          <w:p>
+            <w:r>
+              <w:rPr>
+                <w:b/>
+                <w:bCs/>
+              </w:rPr>
+              <w:t xml:space="preserve">ĐVT</w:t>
+            </w:r>
+          </w:p>
+        </w:tc>
+        <w:tc>
+          <w:p>
+            <w:r>
+              <w:rPr>
+                <w:b/>
+                <w:bCs/>
+              </w:rPr>
+              <w:t xml:space="preserve">SL</w:t>
+            </w:r>
+          </w:p>
+        </w:tc>
+        <w:tc>
+          <w:p>
+            <w:r>
+              <w:rPr>
+                <w:b/>
+                <w:bCs/>
+              </w:rPr>
+              <w:t xml:space="preserve">Đơn giá</w:t>
+            </w:r>
+          </w:p>
+        </w:tc>
+        <w:tc>
+          <w:p>
+            <w:r>
+              <w:rPr>
+                <w:b/>
+                <w:bCs/>
+              </w:rPr>
+              <w:t xml:space="preserve">Thành tiền</w:t>
+            </w:r>
+          </w:p>
+        </w:tc>
+      </w:tr>
+      <w:tr>
+        <w:tc>
+          <w:p>
+            <w:r>
+              <w:t xml:space="preserve">{#acceptanceReport.actualValues}{stt}</w:t>
+            </w:r>
+          </w:p>
+        </w:tc>
+        <w:tc>
+          <w:p>
+            <w:r>
+              <w:t xml:space="preserve">{description}</w:t>
+            </w:r>
+          </w:p>
+        </w:tc>
+        <w:tc>
+          <w:p>
+            <w:r>
+              <w:t xml:space="preserve">{unit}</w:t>
+            </w:r>
+          </w:p>
+        </w:tc>
+        <w:tc>
+          <w:p>
+            <w:r>
+              <w:t xml:space="preserve">{quantity}</w:t>
+            </w:r>
+          </w:p>
+        </w:tc>
+        <w:tc>
+          <w:p>
+            <w:r>
+              <w:t xml:space="preserve">{unitPrice}</w:t>
+            </w:r>
+          </w:p>
+        </w:tc>
+        <w:tc>
+          <w:p>
+            <w:r>
+              <w:t xml:space="preserve">{amount}{/acceptanceReport.actualValues}</w:t>
+            </w:r>
+          </w:p>
+        </w:tc>
+      </w:tr>
+    </w:tbl>
+    <w:p/>
+    <w:p>
+      <w:pPr>
+        <w:jc w:val="left"/>
       </w:pPr>
       <w:r>
         <w:rPr>
           <w:b/>
           <w:bCs/>
         </w:rPr>
-        <w:t xml:space="preserve">Số tiền còn lại: {remainingBalance} VND</w:t>
-      </w:r>
-    </w:p>
-    <w:p>
-      <w:pPr>
-        <w:pStyle w:val="Heading1"/>
-        <w:spacing w:after="120" w:before="240"/>
-      </w:pPr>
-      <w:r>
-        <w:t xml:space="preserve">Điều 3. Kết luận</w:t>
-      </w:r>
-    </w:p>
-    <w:p>
-      <w:pPr>
-        <w:spacing w:after="120"/>
-      </w:pPr>
-      <w:r>
-        <w:t xml:space="preserve">Verdict: {verdict}</w:t>
-      </w:r>
-    </w:p>
-    <w:p>
-      <w:pPr>
-        <w:spacing w:after="120"/>
-      </w:pPr>
-      <w:r>
-        <w:t xml:space="preserve">Ghi chú: {notes}</w:t>
-      </w:r>
-    </w:p>
-    <w:p>
-      <w:pPr>
-        <w:spacing w:after="120"/>
-      </w:pPr>
-      <w:r>
-        <w:t xml:space="preserve"/>
-      </w:r>
-    </w:p>
-    <w:p>
-      <w:pPr>
-        <w:spacing w:after="120"/>
+        <w:t xml:space="preserve">II. TỔNG HỢP TÀI CHÍNH</w:t>
+      </w:r>
+    </w:p>
+    <w:p>
+      <w:pPr>
+        <w:jc w:val="left"/>
+      </w:pPr>
+      <w:r>
+        <w:t xml:space="preserve">Cộng (chưa VAT): {acceptanceReport.actualSubtotal} VND</w:t>
+      </w:r>
+    </w:p>
+    <w:p>
+      <w:pPr>
+        <w:jc w:val="left"/>
+      </w:pPr>
+      <w:r>
+        <w:t xml:space="preserve">VAT: {acceptanceReport.actualVatAmount} VND</w:t>
+      </w:r>
+    </w:p>
+    <w:p>
+      <w:pPr>
+        <w:jc w:val="left"/>
+      </w:pPr>
+      <w:r>
+        <w:t xml:space="preserve">Tổng (đã VAT): {acceptanceReport.actualTotalWithVat} VND</w:t>
+      </w:r>
+    </w:p>
+    <w:p>
+      <w:pPr>
+        <w:jc w:val="left"/>
+      </w:pPr>
+      <w:r>
+        <w:t xml:space="preserve">Chênh lệch vs HĐ: {acceptanceReport.diffAmount} VND</w:t>
+      </w:r>
+    </w:p>
+    <w:p>
+      <w:pPr>
+        <w:jc w:val="left"/>
+      </w:pPr>
+      <w:r>
+        <w:t xml:space="preserve">Đã tạm ứng: {acceptanceReport.advancePaid} VND</w:t>
+      </w:r>
+    </w:p>
+    <w:p>
+      <w:pPr>
+        <w:jc w:val="left"/>
       </w:pPr>
       <w:r>
         <w:rPr>
           <w:b/>
           <w:bCs/>
         </w:rPr>
-        <w:t xml:space="preserve">ĐẠI DIỆN BÊN A                                    ĐẠI DIỆN BÊN B</w:t>
-      </w:r>
-    </w:p>
-    <w:p>
-      <w:pPr>
-        <w:spacing w:after="120"/>
+        <w:t xml:space="preserve">Còn phải thanh toán: {acceptanceReport.remainingBalance} VND</w:t>
+      </w:r>
+    </w:p>
+    <w:p/>
+    <w:p>
+      <w:pPr>
+        <w:jc w:val="left"/>
+      </w:pPr>
+      <w:r>
+        <w:rPr>
+          <w:b/>
+          <w:bCs/>
+        </w:rPr>
+        <w:t xml:space="preserve">III. KẾT LUẬN</w:t>
+      </w:r>
+    </w:p>
+    <w:p>
+      <w:pPr>
+        <w:jc w:val="left"/>
+      </w:pPr>
+      <w:r>
+        <w:t xml:space="preserve">Kết quả nghiệm thu: {acceptanceReport.verdict}</w:t>
+      </w:r>
+    </w:p>
+    <w:p>
+      <w:pPr>
+        <w:jc w:val="left"/>
+      </w:pPr>
+      <w:r>
+        <w:t xml:space="preserve">Ghi chú: {acceptanceReport.notes}</w:t>
+      </w:r>
+    </w:p>
+    <w:p/>
+    <w:p/>
+    <w:p>
+      <w:pPr>
+        <w:jc w:val="center"/>
+      </w:pPr>
+      <w:r>
+        <w:rPr>
+          <w:b/>
+          <w:bCs/>
+        </w:rPr>
+        <w:t xml:space="preserve">ĐẠI DIỆN BÊN A                                ĐẠI DIỆN BÊN B</w:t>
+      </w:r>
+    </w:p>
+    <w:p>
+      <w:pPr>
+        <w:jc w:val="center"/>
       </w:pPr>
       <w:r>
         <w:t xml:space="preserve">(Ký tên, đóng dấu)                                (Ký tên, đóng dấu)</w:t>
-      </w:r>
-    </w:p>
-    <w:p>
-      <w:pPr>
-        <w:spacing w:after="120"/>
-      </w:pPr>
-      <w:r>
-        <w:t xml:space="preserve"/>
-      </w:r>
-    </w:p>
-    <w:p>
-      <w:pPr>
-        <w:spacing w:after="120"/>
-      </w:pPr>
-      <w:r>
-        <w:t xml:space="preserve"/>
-      </w:r>
-    </w:p>
-    <w:p>
-      <w:pPr>
-        <w:spacing w:after="120"/>
-      </w:pPr>
-      <w:r>
-        <w:t xml:space="preserve"/>
-      </w:r>
-    </w:p>
-    <w:p>
-      <w:pPr>
-        <w:spacing w:after="120"/>
-      </w:pPr>
-      <w:r>
-        <w:t xml:space="preserve">{client.representative}                            {provider.representative}</w:t>
       </w:r>
     </w:p>
     <w:sectPr>

--- a/backend/assets/contract-templates/acceptance-operations.docx
+++ b/backend/assets/contract-templates/acceptance-operations.docx
@@ -793,7 +793,7 @@
           <w:sz w:val="26"/>
           <w:szCs w:val="26"/>
         </w:rPr>
-        <w:t>264.888.360</w:t>
+        <w:t>{totalAmount}</w:t>
       </w:r>
       <w:r>
         <w:rPr>
@@ -867,7 +867,7 @@
           <w:sz w:val="26"/>
           <w:szCs w:val="26"/>
         </w:rPr>
-        <w:t>264.888.360</w:t>
+        <w:t>{totalAmount}</w:t>
       </w:r>
       <w:r>
         <w:rPr>
@@ -913,7 +913,7 @@
           <w:sz w:val="26"/>
           <w:szCs w:val="26"/>
         </w:rPr>
-        <w:t xml:space="preserve">265.482.360 </w:t>
+        <w:t xml:space="preserve">{actualTotalWithVat} </w:t>
       </w:r>
       <w:r>
         <w:rPr>
@@ -1251,7 +1251,7 @@
           <w:sz w:val="26"/>
           <w:szCs w:val="26"/>
         </w:rPr>
-        <w:t>Tổng tiền: 245.817.000 đ</w:t>
+        <w:t>Tổng tiền: {actualSubtotal} đ</w:t>
       </w:r>
     </w:p>
     <w:p>
@@ -1272,7 +1272,7 @@
           <w:sz w:val="26"/>
           <w:szCs w:val="26"/>
         </w:rPr>
-        <w:t>VAT: 19.665.360 đ</w:t>
+        <w:t>VAT: {actualVatAmount} đ</w:t>
       </w:r>
     </w:p>
     <w:p>
@@ -1293,7 +1293,7 @@
           <w:sz w:val="26"/>
           <w:szCs w:val="26"/>
         </w:rPr>
-        <w:t>Tổng tiền sau VAT: 265.482.360 đ</w:t>
+        <w:t>Tổng tiền sau VAT: {actualTotalWithVat} đ</w:t>
       </w:r>
     </w:p>
     <w:p>
@@ -1345,7 +1345,7 @@
           <w:sz w:val="26"/>
           <w:szCs w:val="26"/>
         </w:rPr>
-        <w:t xml:space="preserve">132.444.180 </w:t>
+        <w:t xml:space="preserve">{advancePaid} </w:t>
       </w:r>
       <w:r>
         <w:rPr>
@@ -1387,7 +1387,7 @@
           <w:sz w:val="26"/>
           <w:szCs w:val="26"/>
         </w:rPr>
-        <w:t xml:space="preserve">133.038.180 </w:t>
+        <w:t xml:space="preserve">{remainingBalance} </w:t>
       </w:r>
       <w:r>
         <w:rPr>
@@ -1485,7 +1485,7 @@
           <w:sz w:val="26"/>
           <w:szCs w:val="26"/>
         </w:rPr>
-        <w:t>133.038.180 VNĐ (Bằng chữ: Một trăm ba mươi ba triệu không trăm ba tám ngàn một trăm tám mươi đồng./.)</w:t>
+        <w:t>{remainingBalance} VNĐ (Bằng chữ: Một trăm ba mươi ba triệu không trăm ba tám ngàn một trăm tám mươi đồng./.)</w:t>
       </w:r>
       <w:r>
         <w:rPr>
@@ -2619,7 +2619,7 @@
           <w:sz w:val="26"/>
           <w:szCs w:val="26"/>
         </w:rPr>
-        <w:t xml:space="preserve">Chúng tôi đề nghị Quý Công ty thanh toán cho chúng tôi giá trị còn lại của hợp đồng trên tương ứng với số tiền là 133.038.180 VNĐ (Bằng chữ: Một trăm ba mươi ba triệu không trăm ba tám ngàn một trăm tám mươi đồng./.). Quý Công ty sẽ thanh toán ngay cho Chúng tôi ngau sau khi hai bên ký kết Biên bản nghiệm thu và thanh lý Hợp đồng nêu trên. </w:t>
+        <w:t xml:space="preserve">Chúng tôi đề nghị Quý Công ty thanh toán cho chúng tôi giá trị còn lại của hợp đồng trên tương ứng với số tiền là {remainingBalance} VNĐ (Bằng chữ: Một trăm ba mươi ba triệu không trăm ba tám ngàn một trăm tám mươi đồng./.). Quý Công ty sẽ thanh toán ngay cho Chúng tôi ngau sau khi hai bên ký kết Biên bản nghiệm thu và thanh lý Hợp đồng nêu trên. </w:t>
       </w:r>
     </w:p>
     <w:p>

--- a/backend/assets/contract-templates/acceptance-operations.docx
+++ b/backend/assets/contract-templates/acceptance-operations.docx
@@ -121,7 +121,7 @@
           <w:sz w:val="26"/>
           <w:szCs w:val="26"/>
         </w:rPr>
-        <w:t>Căn cứ  theo Hợp đồng số {contractNumber} ký ngày {signDay}/{signMonth}/{signYear} và Phụ lục số 01 của Hợp đồng số {contractNumber} ký ngày  11/04/2026. giữa {client.entityName} và CÔNG TY CỔ PHẦN CÔNG NGHỆ 5SOLUTION về dịch vụ tính giờ</w:t>
+        <w:t>Căn cứ  theo Hợp đồng số {contractNumber} ký ngày {signDay}/{signMonth}/{signYear} và Phụ lục số 01 của Hợp đồng số {contractNumber} ký ngày  11/04/2026. giữa {client.entityName} và {provider.entityName} về vận hành</w:t>
       </w:r>
     </w:p>
     <w:p>
@@ -360,7 +360,7 @@
           <w:sz w:val="26"/>
           <w:szCs w:val="26"/>
         </w:rPr>
-        <w:t>Bên B: CÔNG TY CỔ PHẦN CÔNG NGHỆ 5SOLUTION</w:t>
+        <w:t>Bên B: {provider.entityName}</w:t>
       </w:r>
     </w:p>
     <w:p>
@@ -424,7 +424,7 @@
           <w:sz w:val="26"/>
           <w:szCs w:val="26"/>
         </w:rPr>
-        <w:t>0111213998.</w:t>
+        <w:t>{provider.taxId}.</w:t>
       </w:r>
     </w:p>
     <w:p>
@@ -509,7 +509,7 @@
           <w:sz w:val="26"/>
           <w:szCs w:val="26"/>
         </w:rPr>
-        <w:t>111213998  - tại MB chi nhánh Hai Bà Trưng</w:t>
+        <w:t>{provider.bankAccount}  - tại {provider.bankName}</w:t>
       </w:r>
     </w:p>
     <w:p>
@@ -1403,7 +1403,7 @@
           <w:sz w:val="26"/>
           <w:szCs w:val="26"/>
         </w:rPr>
-        <w:t>Một trăm ba mươi ba triệu không trăm ba tám ngàn một trăm tám mươi đồng./.)</w:t>
+        <w:t>{remainingBalanceInWords}./.)</w:t>
       </w:r>
     </w:p>
     <w:p>
@@ -1485,7 +1485,7 @@
           <w:sz w:val="26"/>
           <w:szCs w:val="26"/>
         </w:rPr>
-        <w:t>{remainingBalance} VNĐ (Bằng chữ: Một trăm ba mươi ba triệu không trăm ba tám ngàn một trăm tám mươi đồng./.)</w:t>
+        <w:t>{remainingBalance} VNĐ (Bằng chữ: {remainingBalanceInWords}./.)</w:t>
       </w:r>
       <w:r>
         <w:rPr>
@@ -2175,7 +2175,7 @@
                     <w:sz w:val="26"/>
                     <w:szCs w:val="26"/>
                   </w:rPr>
-                  <w:t>CÔNG TY CỔ PHẦN CÔNG NGHỆ 5SOLUTION</w:t>
+                  <w:t>{provider.entityName}</w:t>
                 </w:r>
               </w:sdtContent>
             </w:sdt>
@@ -2422,7 +2422,7 @@
           <w:sz w:val="26"/>
           <w:szCs w:val="26"/>
         </w:rPr>
-        <w:t>CÔNG TY CỔ PHẦN CÔNG NGHỆ 5SOLUTION xin gửi lời cảm ơn chân thành đến Quý Công ty khi đã lựa chọn chúng tôi làm đơn vị hợp tác.</w:t>
+        <w:t>{provider.entityName} xin gửi lời cảm ơn chân thành đến Quý Công ty khi đã lựa chọn chúng tôi làm đơn vị hợp tác.</w:t>
       </w:r>
     </w:p>
     <w:p>
@@ -2619,7 +2619,7 @@
           <w:sz w:val="26"/>
           <w:szCs w:val="26"/>
         </w:rPr>
-        <w:t xml:space="preserve">Chúng tôi đề nghị Quý Công ty thanh toán cho chúng tôi giá trị còn lại của hợp đồng trên tương ứng với số tiền là {remainingBalance} VNĐ (Bằng chữ: Một trăm ba mươi ba triệu không trăm ba tám ngàn một trăm tám mươi đồng./.). Quý Công ty sẽ thanh toán ngay cho Chúng tôi ngau sau khi hai bên ký kết Biên bản nghiệm thu và thanh lý Hợp đồng nêu trên. </w:t>
+        <w:t xml:space="preserve">Chúng tôi đề nghị Quý Công ty thanh toán cho chúng tôi giá trị còn lại của hợp đồng trên tương ứng với số tiền là {remainingBalance} VNĐ (Bằng chữ: {remainingBalanceInWords}./.). Quý Công ty sẽ thanh toán ngay cho Chúng tôi ngau sau khi hai bên ký kết Biên bản nghiệm thu và thanh lý Hợp đồng nêu trên. </w:t>
       </w:r>
     </w:p>
     <w:p>
@@ -2652,7 +2652,7 @@
           <w:sz w:val="26"/>
           <w:szCs w:val="26"/>
         </w:rPr>
-        <w:t>CÔNG TY CỔ PHẦN CÔNG NGHỆ 5SOLUTION kính đề nghị Quý Công ty thực hiện thanh toán cho Chúng tôi theo điều khoản trên bằng hình thức chuyển khoản.</w:t>
+        <w:t>{provider.entityName} kính đề nghị Quý Công ty thực hiện thanh toán cho Chúng tôi theo điều khoản trên bằng hình thức chuyển khoản.</w:t>
       </w:r>
     </w:p>
     <w:p>
@@ -2784,7 +2784,7 @@
                 <w:sz w:val="26"/>
                 <w:szCs w:val="26"/>
               </w:rPr>
-              <w:t>CÔNG TY CỔ PHẦN CÔNG NGHỆ 5SOLUTION</w:t>
+              <w:t>{provider.entityName}</w:t>
             </w:r>
           </w:p>
         </w:tc>
@@ -2862,7 +2862,7 @@
                 <w:sz w:val="26"/>
                 <w:szCs w:val="26"/>
               </w:rPr>
-              <w:t>111213998</w:t>
+              <w:t>{provider.bankAccount}</w:t>
             </w:r>
           </w:p>
         </w:tc>
@@ -2940,7 +2940,7 @@
                 <w:sz w:val="26"/>
                 <w:szCs w:val="26"/>
               </w:rPr>
-              <w:t>MB chi nhánh Hai Bà Trưng</w:t>
+              <w:t>{provider.bankName}</w:t>
             </w:r>
           </w:p>
         </w:tc>
@@ -3024,7 +3024,7 @@
           <w:sz w:val="26"/>
           <w:szCs w:val="26"/>
         </w:rPr>
-        <w:t>CÔNG TY CỔ PHẦN CÔNG NGHỆ 5SOLUTION</w:t>
+        <w:t>{provider.entityName}</w:t>
       </w:r>
     </w:p>
     <w:p>

--- a/backend/assets/contract-templates/acceptance-operations.docx
+++ b/backend/assets/contract-templates/acceptance-operations.docx
@@ -121,7 +121,7 @@
           <w:sz w:val="26"/>
           <w:szCs w:val="26"/>
         </w:rPr>
-        <w:t>Căn cứ  theo Hợp đồng số {contractNumber} ký ngày {signDay}/{signMonth}/{signYear} và Phụ lục số 01 của Hợp đồng số {contractNumber} ký ngày  11/04/2026. giữa {client.entityName} và {provider.entityName} về vận hành</w:t>
+        <w:t>Căn cứ  theo Hợp đồng số {contractNumber} ký ngày {signDay}/{signMonth}/{signYear} và Phụ lục số 01 của Hợp đồng số {contractNumber} ký ngày {contractSignDate}. giữa {client.entityName} và {provider.entityName} về vận hành</w:t>
       </w:r>
     </w:p>
     <w:p>
@@ -213,7 +213,7 @@
           <w:sz w:val="24"/>
           <w:szCs w:val="24"/>
         </w:rPr>
-        <w:t>{client.address}, Việt Nam</w:t>
+        <w:t>{client.address}</w:t>
       </w:r>
     </w:p>
     <w:p>
@@ -392,7 +392,7 @@
           <w:sz w:val="26"/>
           <w:szCs w:val="26"/>
         </w:rPr>
-        <w:t>{provider.address}, số 23 Duy Tân, Phường Cầu Giấy, TP Hà Nội, Việt Nam</w:t>
+        <w:t>{provider.address}</w:t>
       </w:r>
     </w:p>
     <w:p>
@@ -610,7 +610,7 @@
           <w:sz w:val="24"/>
           <w:szCs w:val="24"/>
         </w:rPr>
-        <w:t>được tổ chức từ ngày 01/05/2026  đến 02/05/2026</w:t>
+        <w:t>được tổ chức từ ngày {eventStartDate} đến {eventEndDate}</w:t>
       </w:r>
     </w:p>
     <w:p>
@@ -736,7 +736,7 @@
           <w:sz w:val="24"/>
           <w:szCs w:val="24"/>
         </w:rPr>
-        <w:t xml:space="preserve"> do bên A tổ chức từ 01/05/2026  đến 02/05/2026 theo đúng như hợp đồng ký kết.</w:t>
+        <w:t xml:space="preserve"> do bên A tổ chức từ {eventStartDate} đến {eventEndDate} theo đúng như hợp đồng ký kết.</w:t>
       </w:r>
     </w:p>
     <w:p>
@@ -1557,7 +1557,7 @@
           <w:sz w:val="24"/>
           <w:szCs w:val="24"/>
         </w:rPr>
-        <w:t>14/04/2026</w:t>
+        <w:t>{acceptanceSignDate}</w:t>
       </w:r>
       <w:r>
         <w:rPr>
@@ -1613,7 +1613,7 @@
           <w:sz w:val="24"/>
           <w:szCs w:val="24"/>
         </w:rPr>
-        <w:t xml:space="preserve"> về việc cung cấp các thiết bị, dịch vụ phục vụ chương trình giải chạy được tổ chức từ ngày 01/05/2026  đến 02/05/2026 như các nội dung của Hợp đồng nêu trên.</w:t>
+        <w:t xml:space="preserve"> về việc cung cấp các thiết bị, dịch vụ phục vụ chương trình giải chạy được tổ chức từ ngày {eventStartDate} đến {eventEndDate} như các nội dung của Hợp đồng nêu trên.</w:t>
       </w:r>
     </w:p>
     <w:p>
@@ -2507,7 +2507,7 @@
           <w:sz w:val="26"/>
           <w:szCs w:val="26"/>
         </w:rPr>
-        <w:t>14/04/2026</w:t>
+        <w:t>{acceptanceSignDate}</w:t>
       </w:r>
     </w:p>
     <w:p>
@@ -2992,7 +2992,7 @@
           <w:sz w:val="26"/>
           <w:szCs w:val="26"/>
         </w:rPr>
-        <w:t>Hà Nội, ngày ….. tháng …. năm 2026</w:t>
+        <w:t>Hà Nội, ngày {signDay} tháng {signMonth} năm {signYear}</w:t>
       </w:r>
     </w:p>
     <w:p>

--- a/backend/assets/contract-templates/acceptance-operations.docx
+++ b/backend/assets/contract-templates/acceptance-operations.docx
@@ -2565,7 +2565,7 @@
           <w:sz w:val="26"/>
           <w:szCs w:val="26"/>
         </w:rPr>
-        <w:t>…….</w:t>
+        <w:t>{acceptanceSignDate}.</w:t>
       </w:r>
     </w:p>
     <w:p>
